--- a/docs/pisteytyslomake_mobiiliprojekti (2)(4).docx
+++ b/docs/pisteytyslomake_mobiiliprojekti (2)(4).docx
@@ -660,7 +660,11 @@
           <w:p>
             <w:r>
               <w:rPr/>
-              <w:t>github/docs</w:t>
+              <w:t>https://github.com/Mobiilikehitysprojekti-R15/Mobiilikehitysprojekti/blob/main/docs/uiSuunnitelma.png</w:t>
+            </w:r>
+            <w:r>
+              <w:rPr/>
+              <w:t xml:space="preserve"> </w:t>
             </w:r>
           </w:p>
         </w:tc>
@@ -709,7 +713,7 @@
           <w:p>
             <w:r>
               <w:rPr/>
-              <w:t>github/docs</w:t>
+              <w:t>https://github.com/Mobiilikehitysprojekti-R15/Mobiilikehitysprojekti/blob/main/docs/Ty%C3%B6ajan%20seuranta(2).xlsx</w:t>
             </w:r>
           </w:p>
         </w:tc>
@@ -789,9 +793,17 @@
             <w:tcMar/>
           </w:tcPr>
           <w:p>
-            <w:r>
-              <w:rPr/>
-              <w:t>github/docs</w:t>
+            <w:hyperlink r:id="R34cbf273f4c34144">
+              <w:r>
+                <w:rPr>
+                  <w:rStyle w:val="Hyperlink"/>
+                </w:rPr>
+                <w:t>https://github.com/Mobiilikehitysprojekti-R15/Mobiilikehitysprojekti/blob/main/docs/pisteytyslomake_mobiiliprojekti%20(2)(4).docx</w:t>
+              </w:r>
+            </w:hyperlink>
+            <w:r>
+              <w:rPr/>
+              <w:t xml:space="preserve"> </w:t>
             </w:r>
           </w:p>
         </w:tc>
@@ -838,13 +850,17 @@
             <w:tcMar/>
           </w:tcPr>
           <w:p>
-            <w:r>
-              <w:rPr/>
-              <w:t>github</w:t>
-            </w:r>
-            <w:r>
-              <w:rPr/>
-              <w:t>/docs</w:t>
+            <w:hyperlink r:id="R8174b071807b41de">
+              <w:r>
+                <w:rPr>
+                  <w:rStyle w:val="Hyperlink"/>
+                </w:rPr>
+                <w:t>https://github.com/Mobiilikehitysprojekti-R15/Mobiilikehitysprojekti/blob/main/docs/videot.txt</w:t>
+              </w:r>
+            </w:hyperlink>
+            <w:r>
+              <w:rPr/>
+              <w:t xml:space="preserve"> </w:t>
             </w:r>
           </w:p>
         </w:tc>
@@ -910,46 +926,19 @@
                 <w:lang w:val="en-US"/>
               </w:rPr>
             </w:pPr>
-            <w:r>
-              <w:rPr>
-                <w:rFonts w:ascii="Calibri" w:hAnsi="Calibri" w:eastAsia="Calibri" w:cs="Calibri"/>
-                <w:noProof w:val="0"/>
-                <w:sz w:val="22"/>
-                <w:szCs w:val="22"/>
-                <w:lang w:val="en-US"/>
-              </w:rPr>
-              <w:t xml:space="preserve">TVT24KMO </w:t>
-            </w:r>
-            <w:r>
-              <w:rPr>
-                <w:rFonts w:ascii="Calibri" w:hAnsi="Calibri" w:eastAsia="Calibri" w:cs="Calibri"/>
-                <w:noProof w:val="0"/>
-                <w:sz w:val="22"/>
-                <w:szCs w:val="22"/>
-                <w:lang w:val="en-US"/>
-              </w:rPr>
-              <w:t>Ryhmä</w:t>
-            </w:r>
-            <w:r>
-              <w:rPr>
-                <w:rFonts w:ascii="Calibri" w:hAnsi="Calibri" w:eastAsia="Calibri" w:cs="Calibri"/>
-                <w:noProof w:val="0"/>
-                <w:sz w:val="22"/>
-                <w:szCs w:val="22"/>
-                <w:lang w:val="en-US"/>
-              </w:rPr>
-              <w:t xml:space="preserve"> 15 advanced mobile video - </w:t>
-            </w:r>
-            <w:r>
-              <w:rPr>
-                <w:rFonts w:ascii="Calibri" w:hAnsi="Calibri" w:eastAsia="Calibri" w:cs="Calibri"/>
-                <w:noProof w:val="0"/>
-                <w:sz w:val="22"/>
-                <w:szCs w:val="22"/>
-                <w:lang w:val="en-US"/>
-              </w:rPr>
-              <w:t>ristiin</w:t>
-            </w:r>
+            <w:hyperlink r:id="R36d0e135db504fbf">
+              <w:r>
+                <w:rPr>
+                  <w:rStyle w:val="Hyperlink"/>
+                  <w:rFonts w:ascii="Calibri" w:hAnsi="Calibri" w:eastAsia="Calibri" w:cs="Calibri"/>
+                  <w:noProof w:val="0"/>
+                  <w:sz w:val="22"/>
+                  <w:szCs w:val="22"/>
+                  <w:lang w:val="en-US"/>
+                </w:rPr>
+                <w:t>https://github.com/Mobiilikehitysprojekti-R15/Mobiilikehitysprojekti/blob/main/docs/videot.txt</w:t>
+              </w:r>
+            </w:hyperlink>
             <w:r>
               <w:rPr>
                 <w:rFonts w:ascii="Calibri" w:hAnsi="Calibri" w:eastAsia="Calibri" w:cs="Calibri"/>
@@ -960,26 +949,6 @@
               </w:rPr>
               <w:t xml:space="preserve"> </w:t>
             </w:r>
-            <w:r>
-              <w:rPr>
-                <w:rFonts w:ascii="Calibri" w:hAnsi="Calibri" w:eastAsia="Calibri" w:cs="Calibri"/>
-                <w:noProof w:val="0"/>
-                <w:sz w:val="22"/>
-                <w:szCs w:val="22"/>
-                <w:lang w:val="en-US"/>
-              </w:rPr>
-              <w:t>filtteröitävät</w:t>
-            </w:r>
-            <w:r>
-              <w:rPr>
-                <w:rFonts w:ascii="Calibri" w:hAnsi="Calibri" w:eastAsia="Calibri" w:cs="Calibri"/>
-                <w:noProof w:val="0"/>
-                <w:sz w:val="22"/>
-                <w:szCs w:val="22"/>
-                <w:lang w:val="en-US"/>
-              </w:rPr>
-              <w:t xml:space="preserve"> chartit</w:t>
-            </w:r>
           </w:p>
         </w:tc>
         <w:tc>
@@ -1038,12 +1007,19 @@
             <w:tcMar/>
           </w:tcPr>
           <w:p>
-            <w:r>
-              <w:rPr/>
-              <w:t>github/docs</w:t>
-            </w:r>
-          </w:p>
-          <w:p/>
+            <w:hyperlink r:id="R09fc8d2b32164438">
+              <w:r>
+                <w:rPr>
+                  <w:rStyle w:val="Hyperlink"/>
+                </w:rPr>
+                <w:t>https://github.com/Mobiilikehitysprojekti-R15/Mobiilikehitysprojekti/tree/main/docs</w:t>
+              </w:r>
+            </w:hyperlink>
+            <w:r>
+              <w:rPr/>
+              <w:t xml:space="preserve"> </w:t>
+            </w:r>
+          </w:p>
         </w:tc>
         <w:tc>
           <w:tcPr>
